--- a/TEAM_USE_REQUIREMENTS.docx
+++ b/TEAM_USE_REQUIREMENTS.docx
@@ -3286,13 +3286,13 @@
         <w:rPr>
           <w:b/>
         </w:rPr>
-        <w:t>Mine / Unassigned / Everyone's</w:t>
-      </w:r>
-      <w:r>
-        <w:rPr>
-          <w:b w:val="0"/>
-        </w:rPr>
-        <w:t>.</w:t>
+        <w:t>Mine / Others / Unassigned / All</w:t>
+      </w:r>
+      <w:r>
+        <w:rPr>
+          <w:b w:val="0"/>
+        </w:rPr>
+        <w:t xml:space="preserve"> (Others = assigned to a colleague; changed 2026-10-05).</w:t>
       </w:r>
     </w:p>
     <w:p>

--- a/TEAM_USE_REQUIREMENTS.docx
+++ b/TEAM_USE_REQUIREMENTS.docx
@@ -3498,6 +3498,62 @@
       </w:r>
     </w:p>
     <w:p>
+      <w:r>
+        <w:rPr>
+          <w:b w:val="0"/>
+        </w:rPr>
+        <w:t>*Changed 2026-10-05 (Boaz):* re-classifying a company (normal → competitor, customer, partner, recruiter, or back) is</w:t>
+      </w:r>
+    </w:p>
+    <w:p>
+      <w:r>
+        <w:rPr>
+          <w:b w:val="0"/>
+        </w:rPr>
+        <w:t xml:space="preserve">the </w:t>
+      </w:r>
+      <w:r>
+        <w:rPr>
+          <w:b/>
+        </w:rPr>
+        <w:t>Team Admin's only</w:t>
+      </w:r>
+      <w:r>
+        <w:rPr>
+          <w:b w:val="0"/>
+        </w:rPr>
+        <w:t>, in Setup; a member who thinks an account is wrongly classified asks the admin (email,</w:t>
+      </w:r>
+    </w:p>
+    <w:p>
+      <w:r>
+        <w:rPr>
+          <w:b w:val="0"/>
+        </w:rPr>
+        <w:t>Teams, a call). "Do not contact" in the sense of *keeping colleagues away from an account during a critical phase* is</w:t>
+      </w:r>
+    </w:p>
+    <w:p>
+      <w:r>
+        <w:rPr>
+          <w:b w:val="0"/>
+        </w:rPr>
+        <w:t xml:space="preserve">covered by </w:t>
+      </w:r>
+      <w:r>
+        <w:rPr>
+          <w:b/>
+        </w:rPr>
+        <w:t>Assign to me</w:t>
+      </w:r>
+      <w:r>
+        <w:rPr>
+          <w:b w:val="0"/>
+        </w:rPr>
+        <w:t xml:space="preserve"> (R6.2 blocks colleagues' outreach); a lock on a single contact is left out for now.</w:t>
+      </w:r>
+    </w:p>
+    <w:p>
       <w:pPr>
         <w:pStyle w:val="Heading2"/>
       </w:pPr>
